--- a/docs/MANUAL-DO-CONSULTOR.docx
+++ b/docs/MANUAL-DO-CONSULTOR.docx
@@ -18,7 +18,7 @@
     </w:p>
     <w:p>
       <w:r>
-        <w:t>de consultoria. Baseado nas Aulas 1 e 2 do curso de IA em PPPM do Prof. Bezerra</w:t>
+        <w:t>de consultoria. Baseado nas Aulas 1, 2 e 3 do curso de IA em PPPM do Prof. Bezerra</w:t>
       </w:r>
     </w:p>
     <w:p>
@@ -2345,7 +2345,17 @@
     </w:p>
     <w:p>
       <w:r>
-        <w:t>| 6. Exportar PDF | (saída) | Mapa Executivo em PDF | 1 min |</w:t>
+        <w:t>| 6. Business Case | Aula 3 · slides 9-19 | ROI + payback + decisão por caso | 15 min |</w:t>
+      </w:r>
+    </w:p>
+    <w:p>
+      <w:r>
+        <w:t>| 7. Prompts Executivos | Aula 3 · slides 20-23 | 4 prompts prontos p/ ChatGPT/Claude | consulta |</w:t>
+      </w:r>
+    </w:p>
+    <w:p>
+      <w:r>
+        <w:t>| 8. Exportar PDF | (saída) | Mapa Executivo em PDF | 1 min |</w:t>
       </w:r>
     </w:p>
     <w:p>
@@ -2365,7 +2375,7 @@
         <w:rPr>
           <w:b/>
         </w:rPr>
-        <w:t>~45 min</w:t>
+        <w:t>~60 min</w:t>
       </w:r>
       <w:r>
         <w:t xml:space="preserve"> |</w:t>
@@ -2374,12 +2384,535 @@
     <w:p/>
     <w:p>
       <w:r>
-        <w:t>45min é o tempo típico de uma sessão de discovery com cliente. O app foi</w:t>
-      </w:r>
-    </w:p>
-    <w:p>
-      <w:r>
-        <w:t>desenhado para caber nessa janela.</w:t>
+        <w:t>60min é o tempo típico de uma sessão de discovery + business case com cliente.</w:t>
+      </w:r>
+    </w:p>
+    <w:p>
+      <w:r>
+        <w:t>Se você só faz discovery, pode fechar em 45min pulando as abas 6-7. Se o cliente</w:t>
+      </w:r>
+    </w:p>
+    <w:p>
+      <w:r>
+        <w:t>já veio com dor mapeada, comece na aba 4 e feche em 30min.</w:t>
+      </w:r>
+    </w:p>
+    <w:p/>
+    <w:p>
+      <w:r>
+        <w:rPr>
+          <w:color w:val="999999"/>
+          <w:sz w:val="16"/>
+        </w:rPr>
+        <w:t>────────────────────────────────────────────────────────────</w:t>
+      </w:r>
+    </w:p>
+    <w:p/>
+    <w:p>
+      <w:pPr>
+        <w:pStyle w:val="Heading2"/>
+      </w:pPr>
+      <w:r>
+        <w:t>8. Aba "Business Case" — a ponte da tese de valor até a decisão executiva</w:t>
+      </w:r>
+    </w:p>
+    <w:p/>
+    <w:p>
+      <w:r>
+        <w:t>Aula 3 · slides 9-19. Aqui o consultor traduz o caso de uso priorizado da aba 4</w:t>
+      </w:r>
+    </w:p>
+    <w:p>
+      <w:r>
+        <w:t>em uma tese de valor com números, riscos e decisão. Um business case por caso —</w:t>
+      </w:r>
+    </w:p>
+    <w:p>
+      <w:r>
+        <w:t>todos herdam automaticamente o dono e o corte da Aula 2.</w:t>
+      </w:r>
+    </w:p>
+    <w:p/>
+    <w:p>
+      <w:pPr>
+        <w:pStyle w:val="Heading3"/>
+      </w:pPr>
+      <w:r>
+        <w:t>O que vai em cada bloco</w:t>
+      </w:r>
+    </w:p>
+    <w:p/>
+    <w:p>
+      <w:r>
+        <w:t>| Bloco | O que preencher | Fonte |</w:t>
+      </w:r>
+    </w:p>
+    <w:p>
+      <w:r>
+        <w:t>|---|---|---|</w:t>
+      </w:r>
+    </w:p>
+    <w:p>
+      <w:r>
+        <w:t>| Contexto e dor | Dor mensurável, com número. "32% dos projetos atrasaram 20+ dias no último semestre, custo estimado R$ 480k." | Slide 9 |</w:t>
+      </w:r>
+    </w:p>
+    <w:p>
+      <w:r>
+        <w:t>| Caso de uso | Como a IA atua (entrada → processamento → saída), sem cair no fascínio técnico | Slide 10 |</w:t>
+      </w:r>
+    </w:p>
+    <w:p>
+      <w:r>
+        <w:t>| Dados | Quais dados a IA consome e como serão validados | Slide 10 |</w:t>
+      </w:r>
+    </w:p>
+    <w:p>
+      <w:r>
+        <w:t>| Benefícios · Financeiro | Economia, receita adicional, custo evitado — em R$/ano | Slide 11 |</w:t>
+      </w:r>
+    </w:p>
+    <w:p>
+      <w:r>
+        <w:t>| Benefícios · Operacional | Horas economizadas/mês × pessoas × custo/hora | Slide 17 |</w:t>
+      </w:r>
+    </w:p>
+    <w:p>
+      <w:r>
+        <w:t>| Benefícios · Estratégico | Velocidade de decisão, stakeholders, governança (qualitativo) | Slide 19 |</w:t>
+      </w:r>
+    </w:p>
+    <w:p>
+      <w:r>
+        <w:t>| Custos (5 camadas) | Tecnologia · Dados · Pessoas · Mudança · Governança — cada um com valor + premissa | Slide 12 |</w:t>
+      </w:r>
+    </w:p>
+    <w:p>
+      <w:r>
+        <w:t>| Riscos | 4 riscos-padrão da aula, cada um em baixo/médio/alto + controle textual | Slide 13 |</w:t>
+      </w:r>
+    </w:p>
+    <w:p>
+      <w:r>
+        <w:t>| ROI e cenários | Janela 6/12/24 meses × cenário pessimista (0.5) / base (1.0) / otimista (1.3) | Slides 14-15 |</w:t>
+      </w:r>
+    </w:p>
+    <w:p>
+      <w:r>
+        <w:t>| Decisão solicitada | Aprovar piloto / Ajustar / Estudar mais / Descartar | Slide 7 |</w:t>
+      </w:r>
+    </w:p>
+    <w:p/>
+    <w:p>
+      <w:pPr>
+        <w:pStyle w:val="Heading3"/>
+      </w:pPr>
+      <w:r>
+        <w:t>Fórmula do ROI (mesma do slide 14)</w:t>
+      </w:r>
+    </w:p>
+    <w:p/>
+    <w:p>
+      <w:r/>
+      <w:r>
+        <w:rPr>
+          <w:rFonts w:ascii="Courier New" w:hAnsi="Courier New"/>
+          <w:sz w:val="20"/>
+        </w:rPr>
+        <w:t>ROI = (Benefícios líquidos − Investimento) ÷ Investimento × 100</w:t>
+      </w:r>
+      <w:r/>
+    </w:p>
+    <w:p/>
+    <w:p>
+      <w:pPr>
+        <w:pStyle w:val="ListBullet"/>
+      </w:pPr>
+      <w:r>
+        <w:t>**Benefícios líquidos** = benefício financeiro anual + horas economizadas</w:t>
+      </w:r>
+    </w:p>
+    <w:p>
+      <w:r>
+        <w:t xml:space="preserve">  monetizadas, ajustado pela janela de análise e pelo cenário escolhido</w:t>
+      </w:r>
+    </w:p>
+    <w:p>
+      <w:pPr>
+        <w:pStyle w:val="ListBullet"/>
+      </w:pPr>
+      <w:r>
+        <w:t>**Investimento** = soma das 5 camadas de custo</w:t>
+      </w:r>
+    </w:p>
+    <w:p>
+      <w:pPr>
+        <w:pStyle w:val="ListBullet"/>
+      </w:pPr>
+      <w:r>
+        <w:t>**Cenário base = 1.0**; pessimista corta o benefício pela metade (0.5);</w:t>
+      </w:r>
+    </w:p>
+    <w:p>
+      <w:r>
+        <w:t xml:space="preserve">  otimista amplia em 30% (1.3)</w:t>
+      </w:r>
+    </w:p>
+    <w:p/>
+    <w:p>
+      <w:pPr>
+        <w:pStyle w:val="Heading3"/>
+      </w:pPr>
+      <w:r>
+        <w:t>Corte obrigatório novo da Aula 3</w:t>
+      </w:r>
+    </w:p>
+    <w:p/>
+    <w:p>
+      <w:r>
+        <w:t xml:space="preserve">A decisão </w:t>
+      </w:r>
+      <w:r>
+        <w:rPr>
+          <w:b/>
+        </w:rPr>
+        <w:t>"Aprovar piloto"</w:t>
+      </w:r>
+      <w:r>
+        <w:t xml:space="preserve"> só é liberada quando </w:t>
+      </w:r>
+      <w:r>
+        <w:rPr>
+          <w:b/>
+        </w:rPr>
+        <w:t>3 condições</w:t>
+      </w:r>
+      <w:r>
+        <w:t xml:space="preserve"> valem juntas:</w:t>
+      </w:r>
+    </w:p>
+    <w:p/>
+    <w:p>
+      <w:r>
+        <w:t xml:space="preserve">1. </w:t>
+      </w:r>
+      <w:r>
+        <w:rPr>
+          <w:b/>
+        </w:rPr>
+        <w:t>Benefício líquido positivo</w:t>
+      </w:r>
+      <w:r>
+        <w:t xml:space="preserve"> no cenário base (BL &gt; 0)</w:t>
+      </w:r>
+    </w:p>
+    <w:p>
+      <w:r>
+        <w:t xml:space="preserve">2. </w:t>
+      </w:r>
+      <w:r>
+        <w:rPr>
+          <w:b/>
+        </w:rPr>
+        <w:t>Dono humano declarado</w:t>
+      </w:r>
+      <w:r>
+        <w:t xml:space="preserve"> no caso (herdado da Aula 2)</w:t>
+      </w:r>
+    </w:p>
+    <w:p>
+      <w:r>
+        <w:t xml:space="preserve">3. </w:t>
+      </w:r>
+      <w:r>
+        <w:rPr>
+          <w:b/>
+        </w:rPr>
+        <w:t>Controle textual preenchido</w:t>
+      </w:r>
+      <w:r>
+        <w:t xml:space="preserve"> em todo risco marcado como "alto"</w:t>
+      </w:r>
+    </w:p>
+    <w:p/>
+    <w:p>
+      <w:r>
+        <w:t>Se qualquer uma falha, o app deixa "Aprovar piloto" visível mas marcado como</w:t>
+      </w:r>
+    </w:p>
+    <w:p>
+      <w:r>
+        <w:t>bloqueado — o consultor tem que escolher "Ajustar", "Estudar mais" ou</w:t>
+      </w:r>
+    </w:p>
+    <w:p>
+      <w:r>
+        <w:t>"Descartar". Isso é intencional: força o business case a passar por um filtro</w:t>
+      </w:r>
+    </w:p>
+    <w:p>
+      <w:r>
+        <w:t>antes de sair da sessão como recomendação de investimento.</w:t>
+      </w:r>
+    </w:p>
+    <w:p/>
+    <w:p>
+      <w:pPr>
+        <w:pStyle w:val="Heading3"/>
+      </w:pPr>
+      <w:r>
+        <w:t>Por que não tem método PO no cálculo</w:t>
+      </w:r>
+    </w:p>
+    <w:p/>
+    <w:p>
+      <w:r>
+        <w:t>Decisão explícita do dono do projeto: o app não usa Monte Carlo, MILP, AHP nem</w:t>
+      </w:r>
+    </w:p>
+    <w:p>
+      <w:r>
+        <w:t>qualquer método de Pesquisa Operacional. Só a matemática direta do slide 14 do</w:t>
+      </w:r>
+    </w:p>
+    <w:p>
+      <w:r>
+        <w:t>Prof. Bezerra. Se o consultor precisa de análise probabilística mais fina, ele</w:t>
+      </w:r>
+    </w:p>
+    <w:p>
+      <w:r>
+        <w:t>sobe para o Motor PO da Eixo Estratégico — que é outra ferramenta, para outra</w:t>
+      </w:r>
+    </w:p>
+    <w:p>
+      <w:r>
+        <w:t>etapa do funil.</w:t>
+      </w:r>
+    </w:p>
+    <w:p/>
+    <w:p>
+      <w:r>
+        <w:rPr>
+          <w:color w:val="999999"/>
+          <w:sz w:val="16"/>
+        </w:rPr>
+        <w:t>────────────────────────────────────────────────────────────</w:t>
+      </w:r>
+    </w:p>
+    <w:p/>
+    <w:p>
+      <w:pPr>
+        <w:pStyle w:val="Heading2"/>
+      </w:pPr>
+      <w:r>
+        <w:t>9. Aba "Prompts Executivos" — os 4 prompts da Aula 3</w:t>
+      </w:r>
+    </w:p>
+    <w:p/>
+    <w:p>
+      <w:r>
+        <w:t>Aula 3 · slides 20-23. Quatro prompts prontos para o consultor colar no</w:t>
+      </w:r>
+    </w:p>
+    <w:p>
+      <w:r>
+        <w:t>ChatGPT ou Claude durante a sessão, quando precisar acelerar diagnóstico,</w:t>
+      </w:r>
+    </w:p>
+    <w:p>
+      <w:r>
+        <w:t>avaliar risco, priorizar ou fechar plano.</w:t>
+      </w:r>
+    </w:p>
+    <w:p/>
+    <w:p>
+      <w:r>
+        <w:t>| # | Prompt | Quando usar |</w:t>
+      </w:r>
+    </w:p>
+    <w:p>
+      <w:r>
+        <w:t>|---|---|---|</w:t>
+      </w:r>
+    </w:p>
+    <w:p>
+      <w:r>
+        <w:t xml:space="preserve">| 1 | </w:t>
+      </w:r>
+      <w:r>
+        <w:rPr>
+          <w:b/>
+        </w:rPr>
+        <w:t>Diagnóstico executivo</w:t>
+      </w:r>
+      <w:r>
+        <w:t xml:space="preserve"> | Antes de escrever o business case — transforma dados dispersos em diagnóstico estruturado |</w:t>
+      </w:r>
+    </w:p>
+    <w:p>
+      <w:r>
+        <w:t xml:space="preserve">| 2 | </w:t>
+      </w:r>
+      <w:r>
+        <w:rPr>
+          <w:b/>
+        </w:rPr>
+        <w:t>Riscos e governança</w:t>
+      </w:r>
+      <w:r>
+        <w:t xml:space="preserve"> | Depois de propor a solução — pressiona o caso pela ótica de risco antes de assumir compromisso |</w:t>
+      </w:r>
+    </w:p>
+    <w:p>
+      <w:r>
+        <w:t xml:space="preserve">| 3 | </w:t>
+      </w:r>
+      <w:r>
+        <w:rPr>
+          <w:b/>
+        </w:rPr>
+        <w:t>Priorização e ROI</w:t>
+      </w:r>
+      <w:r>
+        <w:t xml:space="preserve"> | Quando houver 2+ casos e for preciso comparar antes de recomendar por onde começar |</w:t>
+      </w:r>
+    </w:p>
+    <w:p>
+      <w:r>
+        <w:t xml:space="preserve">| 4 | </w:t>
+      </w:r>
+      <w:r>
+        <w:rPr>
+          <w:b/>
+        </w:rPr>
+        <w:t>Plano executivo</w:t>
+      </w:r>
+      <w:r>
+        <w:t xml:space="preserve"> | Depois do business case preliminar — gera a peça de uma página que vai ao comitê |</w:t>
+      </w:r>
+    </w:p>
+    <w:p/>
+    <w:p>
+      <w:r>
+        <w:t xml:space="preserve">Cada prompt vem com </w:t>
+      </w:r>
+      <w:r>
+        <w:rPr>
+          <w:b/>
+        </w:rPr>
+        <w:t>bloco copiável</w:t>
+      </w:r>
+      <w:r>
+        <w:t xml:space="preserve"> (botão de copy do Streamlit) e indicação</w:t>
+      </w:r>
+    </w:p>
+    <w:p>
+      <w:r>
+        <w:t>da entrada recomendada. Consultor não precisa decorar nem improvisar — bastam</w:t>
+      </w:r>
+    </w:p>
+    <w:p>
+      <w:r>
+        <w:t>os 4 prompts nesta aba para cobrir o fluxo Aula 3 inteiro.</w:t>
+      </w:r>
+    </w:p>
+    <w:p/>
+    <w:p>
+      <w:r>
+        <w:rPr>
+          <w:color w:val="999999"/>
+          <w:sz w:val="16"/>
+        </w:rPr>
+        <w:t>────────────────────────────────────────────────────────────</w:t>
+      </w:r>
+    </w:p>
+    <w:p/>
+    <w:p>
+      <w:pPr>
+        <w:pStyle w:val="Heading2"/>
+      </w:pPr>
+      <w:r>
+        <w:t>10. Como a Aula 3 muda o PDF final</w:t>
+      </w:r>
+    </w:p>
+    <w:p/>
+    <w:p>
+      <w:r>
+        <w:t>Antes da Aula 3, o PDF tinha 6 seções: contexto, diagnóstico, mapa, casos,</w:t>
+      </w:r>
+    </w:p>
+    <w:p>
+      <w:r>
+        <w:t>governança, recomendação (+ apêndice pedagógico). Com a Aula 3, o PDF ganha</w:t>
+      </w:r>
+    </w:p>
+    <w:p>
+      <w:r>
+        <w:t>uma seção nova antes da recomendação:</w:t>
+      </w:r>
+    </w:p>
+    <w:p/>
+    <w:p>
+      <w:r>
+        <w:rPr>
+          <w:b/>
+        </w:rPr>
+        <w:t>Seção 5 — Business Cases preliminares</w:t>
+      </w:r>
+      <w:r>
+        <w:t xml:space="preserve"> — 1 subseção por caso com business</w:t>
+      </w:r>
+    </w:p>
+    <w:p>
+      <w:r>
+        <w:t>case preenchido. Cada subseção traz:</w:t>
+      </w:r>
+    </w:p>
+    <w:p/>
+    <w:p>
+      <w:pPr>
+        <w:pStyle w:val="ListBullet"/>
+      </w:pPr>
+      <w:r>
+        <w:t>Tabela com 8 blocos (contexto, caso de uso, dados, investimento, benefício</w:t>
+      </w:r>
+    </w:p>
+    <w:p>
+      <w:r>
+        <w:t xml:space="preserve">  bruto/ano, cenário base com BL e ROI, payback, decisão solicitada)</w:t>
+      </w:r>
+    </w:p>
+    <w:p>
+      <w:pPr>
+        <w:pStyle w:val="ListBullet"/>
+      </w:pPr>
+      <w:r>
+        <w:t>Tabela cenários (pessimista/base/otimista) com BL, ROI% e payback</w:t>
+      </w:r>
+    </w:p>
+    <w:p>
+      <w:pPr>
+        <w:pStyle w:val="ListBullet"/>
+      </w:pPr>
+      <w:r>
+        <w:t>Se a decisão "Aprovar piloto" está marcada mas não passa nos cortes, o PDF</w:t>
+      </w:r>
+    </w:p>
+    <w:p>
+      <w:r>
+        <w:t xml:space="preserve">  destaca as pendências abertas — o comitê vê a inconsistência</w:t>
+      </w:r>
+    </w:p>
+    <w:p/>
+    <w:p>
+      <w:r>
+        <w:t>Se nenhum caso tem business case preenchido, a seção 5 simplesmente não aparece</w:t>
+      </w:r>
+    </w:p>
+    <w:p>
+      <w:r>
+        <w:t>no PDF — não polui a entrega quando o consultor rodou só as Aulas 1-2.</w:t>
       </w:r>
     </w:p>
     <w:p/>
